--- a/manuscript_blinded.docx
+++ b/manuscript_blinded.docx
@@ -44,16 +44,16 @@
     </w:p>
     <w:p>
       <w:r>
-        <w:t>Background: Intrafraction respiratory excursion challenges thoracic stereotactic body radiation therapy (SBRT), where sub-centimeter accuracy is required to spare healthy parenchyma while ablating the malignancy. Four-dimensional computed tomography (4D-CT) accounts for breathing at simulation via Internal Target Volume (ITV) contours; however, clinical delivery assumes steady, unvarying motion throughout the treatment course. In this simulation study, we explored how well conventional isotropic buffers, 4D-CT ITVs, and mid-position elliptical envelopes withstand physiological breathing irregularity alongside patient positioning shifts.</w:t>
+        <w:t>Background: Breathing moves lung tumors. That physical reality makes thoracic stereotactic body radiation therapy (SBRT) uniquely unforgiving: sub-centimeter accuracy is required to spare healthy parenchyma while ablating the malignancy. While four-dimensional computed tomography (4D-CT) provides the clinical foundation for Internal Target Volume (ITV) expansion, planning scans last barely 15 seconds. Actual delivery, however, takes 15 to 30 minutes. Over that half-hour window, respiratory amplitudes drift and patient setup shifts on the couch. Here, we tested whether standard isotropic buffers, 4D-CT ITVs, and mid-position elliptical envelopes withstand unobserved breathing irregularities and multi-fraction setup shifts.</w:t>
         <w:br/>
         <w:br/>
-        <w:t>Methods: A digital anthropomorphic thorax phantom was generated with asymmetric 60:40 breathing (T0 inhalation maximum, T6 passive exhalation resting baseline) alongside 36-degree transverse hysteresis loops. Center-of-mass positions for three spherical target sizes (radii 8, 12, and 16 mm; volumes 2.1, 7.2, and 17.2 cc) were monitored using 3D spatial moments, maintaining tracking discrepancy under 0.06 mm. Rather than checking target enclosure exclusively on simulation imagery, we locked the planning volumes and challenged them against 5,000 independent, unseen respiratory cycles exhibiting baseline drift, together with dual-component setup errors (systematic Sigma = 2.0 mm, random sigma = 2.0 mm) across 200 virtual subjects (7,600 simulated treatment sessions across 3-fraction SBRT, 5-fraction SBRT, and 30-fraction standard regimens). Clustered fraction outcomes were quantified using 95% patient-level cluster bootstrap intervals.</w:t>
+        <w:t>Methods: We built an anthropomorphic digital thorax lattice featuring asymmetric 60:40 breathing (T0 peak inhalation, T6 passive end-exhalation resting baseline) and 36-degree transverse hysteresis loops. Center-of-mass positions for three spherical target sizes (radii 8, 12, and 16 mm; volumes 2.1, 7.2, and 17.2 cc) were tracked using 3D spatial moments, keeping tracking discrepancies under 0.06 mm. Rather than checking target enclosure solely on the 10 planning phases used to generate the contours, we froze the planning target volumes (PTVs) and battered them with 5,000 independent, unobserved breathing cycles with baseline drift. We also modeled dual-component setup shifts (systematic Sigma = 2.0 mm, random sigma = 2.0 mm) across 200 virtual patients (7,600 total fractions across 3-fraction SBRT, 5-fraction SBRT, and 30-fraction conventional schedules). Clustered fraction pass rates were computed using 95% patient-level cluster bootstrap intervals.</w:t>
         <w:br/>
         <w:br/>
-        <w:t>Results: On the initial 4D-CT simulation dataset, a 5 mm uniform expansion achieved only 64.7% minimum tumor enclosure, failing the 95% target surrogate. Conversely, both an ITV plus 3 mm buffer (22.3 cc, +8.3% relative to 5 mm baseline) and a mid-position envelope plus 2 mm expansion (19.3 cc, -6.5% volume reduction) yielded &gt;=99.4% nominal enclosure (100.0% and 99.4%, respectively). When challenged by 5,000 unseen breathing profiles with drift, the 3 mm ITV pass probability dropped to 68.3% (95% Wilson CI: [67.0%, 69.5%]; mean min CR: 96.0%, 95% empirical range: [82.8%, 100.0%]), whereas a 5 mm expansion preserved a 96.2% (95% Wilson CI: [95.7%, 96.7%]; mean min CR: 99.2%, 95% empirical range: [94.7%, 100.0%]) pass rate. Incorporating setup uncertainty across 200 simulated courses caused severe underdosing in hypofractionated schedules: for 5-fraction SBRT, the 3 mm ITV strategy achieved full-course success in only 6.0% (95% Wilson CI: [3.5%, 10.2%]) of patients, whereas a 5 mm margin achieved 53.0% (95% Wilson CI: [46.1%, 59.8%]; and 66.0% in 3-fraction SBRT). For 30-fraction conventional delivery, the 5 mm ITV configuration attained an 82.7% fraction pass rate (95% patient-level cluster bootstrap CI: [80.5%, 84.9%]). Tumors with small diameters (r = 8 mm, 2.1 cc) showed heightened susceptibility to setup misalignments, reaching only a 29.5% full-course pass rate under 5-fraction SBRT despite 5 mm margins.</w:t>
+        <w:t>Results: On the initial static 4D-CT scan, an isotropic 5 mm expansion covered only 64.7% of the lesion, missing the 95% surrogate threshold. Both ITV + 3 mm (22.3 cc, +8.3% vs. baseline) and Anisotropic Mid-position + 2 mm (19.3 cc, -6.5% volume reduction) reached &gt;=99.4% nominal coverage (100.0% and 99.4%, respectively). But this geometric shield broke down under delivery stress. In 5,000 unobserved irregular breathing cycles, the ITV + 3 mm pass rate dropped to 68.3% (95% Wilson CI: [67.0%, 69.5%]; mean min CR: 96.0%, 95% empirical range: [82.8%, 100.0%]), whereas ITV + 5 mm retained 96.2% (95% Wilson CI: [95.7%, 96.7%]; mean min CR: 99.2%, 95% empirical range: [94.7%, 100.0%]). Setup errors hit hypofractionated schedules especially hard: for 5-fraction SBRT, ITV + 3 mm succeeded across all fractions in only 6.0% of patients (95% Wilson CI: [3.5%, 10.2%]), whereas ITV + 5 mm reached 53.0% (95% Wilson CI: [46.1%, 59.8%]; and 66.0% in 3-fraction SBRT). In 30-fraction conventional therapy, ITV + 5 mm achieved an 82.7% fraction pass rate (95% cluster bootstrap CI: [80.5%, 84.9%]). Small tumors (r = 8 mm, 2.1 cc) proved particularly fragile, reaching only a 29.5% full-course pass rate in 5-fraction SBRT even with 5 mm margins.</w:t>
         <w:br/>
         <w:br/>
-        <w:t>Conclusions: Aggressive margins (&lt;= 3 mm) and mid-position anisotropic recipes provide notable volume sparing on baseline scans, but leave moving lesions vulnerable to baseline drift and setup errors during treatment. A 4-to-5 mm margin aligns with AAPM Task Group 324 Report 91.b recommendations, though persistent geometric misses (17.3% of conventional fractions and 47.0% of 5-fraction courses) highlight that physical margin buffers cannot substitute for daily volumetric imaging and active beam gating.</w:t>
+        <w:t>Conclusions: Aggressive margins (&lt;= 3 mm) and mid-position recipes look attractive on planning scans because they spare normal lung, but they fail once patients drift or shift on the table. Expanding to 4-5 mm margins aligns with AAPM Task Group 324 Report 91.b guidelines and restores baseline robustness. Even so, geometric misses still affect 17.3% of conventional fractions and 47.0% of 5-fraction courses under standard setup uncertainties. Physical margins cannot replace daily image guidance and active respiratory monitoring.</w:t>
       </w:r>
     </w:p>
     <w:p>
@@ -75,22 +75,22 @@
     </w:p>
     <w:p>
       <w:r>
-        <w:t>Targeting pulmonary malignancies with stereotactic body radiation therapy (SBRT) requires intense focal dose deposition while creating rapid dose falloff toward adjacent critical structures, including functional alveoli, great vessels, the esophagus, and the spinal canal [1]. This therapeutic objective is complicated by breathing-induced target displacement. Lesions residing in the lower lung lobes routinely travel 10 to 25 mm, predominantly along the craniocaudal dimension. Static 3D computed tomography (3D-CT) captures only an arbitrary instant in the breathing cycle. Consequently, historical attempts to guarantee coverage required wide isotropic safety margins (frequently 10 to 15 mm), irradiating large tracts of non-target lung and sharply increasing radiation pneumonitis risks [3].</w:t>
+        <w:t>Treating pulmonary tumors with stereotactic body radiation therapy (SBRT) is an exercise in extreme precision. Clinicians deliver ablative radiation doses in a handful of fractions, requiring steep dose falloff to protect functional alveoli, great vessels, the esophagus, and the spinal canal [1]. Respiratory motion complicates every step. Lesions in the lower lobes routinely travel 10 to 25 mm craniocaudally during tidal breathing. In the era of static 3D computed tomography (3D-CT), treatment planning captured only an unverified, instantaneous slice of the breathing cycle. Radiation oncologists had no choice but to apply generous isotropic safety margins—often 10 to 15 mm—around the gross tumor. Those margins prevented geographic misses, but at a punishing cost: they irradiated vast tracts of healthy lung, elevating radiation pneumonitis rates and limiting curative options [3].</w:t>
       </w:r>
     </w:p>
     <w:p>
       <w:r>
-        <w:t>The advent of four-dimensional computed tomography (4D-CT) transformed thoracic radiotherapy by sorting projection views into discrete respiratory phase bins [12, 13]. By merging gross tumor volume (GTV) segmentations across every bin, clinicians create an Internal Target Volume (ITV) that envelopes the observed trajectory [8, 15]. Despite becoming standard clinical practice, the ITV framework possesses two notable vulnerabilities. First, encompassing the entire sweep of motion enlarges the irradiated volume, which elevates normal tissue complication probability and limits dose escalation near serial organs. Second, simulation 4D-CT captures merely a brief 10-to-20 second window of respiration. During daily treatment sessions that span 15 to 30 minutes, human respiration rarely remains stationary: patients exhibit variable excursion amplitudes, intra-session baseline drift, and erratic breathing frequencies [5, 6].</w:t>
+        <w:t>Four-dimensional computed tomography (4D-CT) changed this landscape completely [12, 13]. By sorting projection data into discrete respiratory phase bins, clinicians could map tumor trajectories and construct an Internal Target Volume (ITV) [8, 15]. The ITV workflow quickly became the clinical standard for free-breathing lung SBRT. Yet it carries two significant limitations. First, enveloping the entire motion path creates an inflated target volume, increasing normal tissue complication probabilities and constraining dose escalation near serial organs. Second, a 4D-CT simulation scan records barely 15 seconds of patient respiration. A typical SBRT delivery session takes 15 to 30 minutes. Patients rarely breathe like clockwork over half an hour. They cough, sigh, relax deeper into the couch, or switch between thoracic and abdominal patterns [5, 6]. A margin drawn for a 15-second scan can easily fail during treatment.</w:t>
       </w:r>
     </w:p>
     <w:p>
       <w:r>
-        <w:t>Alternative motion-encompassing methodologies seek to curb this volume inflation. The mid-position (Mid-pos) strategy, for example, transforms every 4D-CT phase into a time-averaged reference frame and adds directional margins derived from trajectory variance [9, 10]. Complementary techniques employ respiratory gating or active beam tracking [11, 14]. Nonetheless, the geometric robustness of these tighter envelopes under unpredicted breathing irregularity remains actively debated. A notable deficiency in earlier simulation literature is circular evaluation: margins are commonly tested only against the identical 4D-CT phases from which they were synthesized. By construction, an envelope tailored to 10 specific phases will demonstrate near-flawless coverage on those same 10 phases, offering little insight into delivery fidelity during subsequent treatment fractions.</w:t>
+        <w:t>Alternative motion strategies attempt to mitigate this volume penalty. The mid-position (Mid-pos) method registers all 4D-CT phases to a time-averaged frame and adds statistical margins based on trajectory variance [9, 10]. Others use respiratory gating or real-time beam tracking [11, 14]. But earlier simulation literature suffered from a major blind spot: circular evaluation. Margins were tested almost exclusively against the exact 10 planning phases used to generate them. A volume tailored to 10 specific positions will naturally show near-perfect geometric enclosure on those same 10 positions. That tells us remarkably little about delivery fidelity when the patient returns for daily treatment.</w:t>
       </w:r>
     </w:p>
     <w:p>
       <w:r>
-        <w:t>Furthermore, positioning shifts interact unequally with different fractionation schedules. In conventionally fractionated radiotherapy (30 daily sessions), random daily execution offsets partially cancel out over time [4]. In hypofractionated SBRT delivering high doses across three to five fractions [18, 19], this statistical averaging does not occur. An uncorrected systematic setup displacement shifts the high-dose plateau away from the target across the patient's entire treatment course. In 2026, the American Association of Physicists in Medicine (AAPM) Task Group 324 issued Report 91.b ('The Management of Respiratory Motion in Radiation Oncology') [2], superseding the 2006 TG-76 report [1]. TG-324 establishes that ITV-to-PTV margins of 4 to 5 mm represent a practical clinical baseline for free-breathing lung SBRT. Here, we present an open-source in silico platform that evaluates 4D-CT kinematics, stress-tests margin recipes against thousands of unobserved breathing cycles, and evaluates coverage robustness across 200 virtual patients subjected to multi-regimen setup uncertainties.</w:t>
+        <w:t>Setup errors further complicate delivery, with consequences that depend heavily on fractionation. In standard 30-fraction radiotherapy, daily random positioning errors partially cancel out across fractions [4]. In hypofractionated SBRT delivering high doses across three to five fractions [18, 19], that statistical cancellation disappears. An uncorrected systematic setup offset shifts the high-dose plateau away from the target across the patient's entire treatment course. In 2026, the American Association of Physicists in Medicine (AAPM) Task Group 324 issued Report 91.b ('The Management of Respiratory Motion in Radiation Oncology') [2], superseding the classic TG-76 report [1]. TG-324 establishes that ITV-to-PTV margins of 4 to 5 mm provide a practical clinical baseline for free-breathing lung SBRT. In this study, we built an open-source in silico platform to evaluate 4D-CT kinematics, stress-test margin recipes against thousands of unobserved breathing cycles, and measure coverage robustness across 200 virtual patients subjected to multi-regimen setup uncertainties.</w:t>
       </w:r>
     </w:p>
     <w:p>
@@ -111,7 +111,7 @@
     </w:p>
     <w:p>
       <w:r>
-        <w:t>A digital anthropomorphic thorax volume was synthesized on a 70 x 90 x 90 Cartesian lattice with anisotropic voxel resolution of 2.0 mm (craniocaudal, dz) by 1.5 mm (anteroposterior, dy) by 1.5 mm (lateral, dx), spanning a 140 x 135 x 135 mm field of view. Voxel values were assigned physical Hounsfield Units (HU) matching human thoracic anatomy: ambient background (-1000 HU), chest wall and mediastinum (+30 HU), vertebral bone (+650 HU), bilateral lung parenchyma (-750 HU), and a dense parenchymal lesion (+45 HU) positioned within the right inferior lobe. To assess volumetric scaling, three spherical tumor radii were evaluated: a small nodule (r = 8.0 mm, volume 2.14 cc), a nominal solitary metastasis (r = 12.0 mm, volume 7.24 cc), and an expansive lesion (r = 16.0 mm, volume 17.16 cc).</w:t>
+        <w:t>We synthesized a digital anthropomorphic thorax on a 70 x 90 x 90 Cartesian lattice with an anisotropic voxel resolution of 2.0 mm craniocaudally (dz), 1.5 mm anteroposteriorly (dy), and 1.5 mm laterally (dx), spanning a 140 x 135 x 135 mm field of view. Voxel intensities were calibrated to physical Hounsfield Units (HU): background air (-1000 HU), chest wall and mediastinum (+30 HU), thoracic vertebra (+650 HU), lung parenchyma (-750 HU), and a solid tumor (+45 HU) embedded in the right lower lobe. To investigate how lesion size affects boundary loss, we tested three spherical target radii: a small nodule (r = 8.0 mm, volume 2.14 cc), a standard solitary metastasis (r = 12.0 mm, volume 7.24 cc), and an expansive tumor (r = 16.0 mm, volume 17.16 cc).</w:t>
       </w:r>
     </w:p>
     <w:p>
@@ -124,12 +124,12 @@
     </w:p>
     <w:p>
       <w:r>
-        <w:t>Standard clinical 4D-CT protocols divide respiration into 10 phase bins labeled T0 through T9. In our formulation, T0 denotes peak inspiration, coinciding with maximum lung volume and inferior diaphragmatic displacement. Because exhalation is physiologically passive, 60% of the breathing duration was assigned to exhalation (six phase bins, T0 to T6), while 40% was assigned to active inhalation (four phase bins, T6 to T0). Phase T6 (end-exhalation) was selected as the resting anatomical reference, assigned zero motion displacement.</w:t>
+        <w:t>Standard clinical 4D-CT protocols bin breathing into 10 phases labeled T0 through T9. In our formulation, T0 denotes peak inhalation, coinciding with maximum lung volume and inferior diaphragmatic displacement. Because exhalation is physiologically passive and takes longer than inhalation, 60% of the breathing duration was assigned to exhalation (six bins, T0 to T6) and 40% to active inhalation (four bins, T6 to T0). Phase T6 (end-exhalation) served as the resting anatomical reference, assigned zero motion displacement.</w:t>
       </w:r>
     </w:p>
     <w:p>
       <w:r>
-        <w:t>The phase progression theta(t) was parameterized as a piecewise continuous function across bins t in {0, ..., 9}:</w:t>
+        <w:t>The phase progression theta(t) is parameterized across bins t in {0, ..., 9}:</w:t>
         <w:br/>
         <w:t>theta(t) = pi * (t / 6.0), for t in {0, ..., 6} (exhalation, 60% duration)</w:t>
         <w:br/>
@@ -138,7 +138,7 @@
     </w:p>
     <w:p>
       <w:r>
-        <w:t>To emulate anatomical motion, a 36-degree (pi / 5 radian) phase delay phi_lag was applied across the transverse planes, generating realistic elliptical hysteresis loops [5, 6]:</w:t>
+        <w:t>To simulate anatomical hysteresis, a 36-degree (pi / 5 radian) phase delay phi_lag was applied across the transverse planes, generating realistic elliptical loops [5, 6]:</w:t>
         <w:br/>
         <w:t>theta_lag(t) = (theta(t) - phi_lag) mod (2*pi)</w:t>
         <w:br/>
@@ -151,7 +151,7 @@
     </w:p>
     <w:p>
       <w:r>
-        <w:t>The cos^4 power reproduces the extended resting plateau characteristic of human tidal exhalation. Normalized trajectories f_tilde_k(t) = [k_raw(t) - min(k_raw)] / [max(k_raw) - min(k_raw)] define 3D coordinates relative to T6: r_k(t) = r_{k,ref} - A_k * [f_tilde_k(t) - f_tilde_k(6)], guaranteeing zero displacement at T6 by construction. For regular tidal respiration: A_z = 12.0 mm, A_y = 3.5 mm, A_x = 1.2 mm. For deep breathing: A_z = 22.0 mm, A_y = 6.0 mm, A_x = 2.0 mm.</w:t>
+        <w:t>The cos^4 power reproduces the extended resting plateau of human tidal exhalation. Normalized trajectories f_tilde_k(t) = [k_raw(t) - min(k_raw)] / [max(k_raw) - min(k_raw)] define 3D coordinates relative to T6: r_k(t) = r_{k,ref} - A_k * [f_tilde_k(t) - f_tilde_k(6)], guaranteeing zero displacement at T6 by construction. For regular tidal breathing: A_z = 12.0 mm, A_y = 3.5 mm, and A_x = 1.2 mm. For deep breathing: A_z = 22.0 mm, A_y = 6.0 mm, and A_x = 2.0 mm.</w:t>
       </w:r>
     </w:p>
     <w:p>
@@ -164,18 +164,18 @@
     </w:p>
     <w:p>
       <w:r>
-        <w:t>Target Volume Definitions (IGTV vs. ITV): Under ICRU Report 62 and AAPM TG-324 Report 91.b [2], the spatial union of Gross Tumor Volumes (GTV) across 4D-CT bins strictly defines an Internal Gross Target Volume (IGTV). An official ITV incorporates a margin for microscopic disease (CTV = GTV + margin). In this computational model without simulated microscopic spread (CTV = GTV), we follow radiation oncology literature conventions and denote this motion-encompassing structure as an ITV.</w:t>
+        <w:t>Target Nomenclature (IGTV vs. ITV): Under ICRU Report 62 and AAPM TG-324 Report 91.b [2], merging Gross Tumor Volumes (GTV) across 4D-CT phases creates an Internal Gross Target Volume (IGTV). An official ITV adds a margin for microscopic extension (CTV = GTV + margin). Because our computational model does not simulate microscopic spread (CTV = GTV), we follow standard radiation oncology parlance and call this motion-enclosing structure an ITV.</w:t>
       </w:r>
     </w:p>
     <w:p>
       <w:r>
-        <w:t>Four target definition paradigms were assessed:</w:t>
+        <w:t>We evaluated four target delineation paradigms:</w:t>
         <w:br/>
         <w:t>1. Isotropic PTV: Uniform spherical expansions of 2, 3, 5, 8, 10, and 12 mm around the GTV at reference phase T6.</w:t>
         <w:br/>
-        <w:t>2. Internal Target Volume (ITV): Voxel-wise union across all 10 phases: ITV = union_{t=0..9} GTV(t), combined with setup margins of 0, 2, 3, 4, and 5 mm, where 4 to 5 mm represents the TG-324 clinical baseline.</w:t>
+        <w:t>2. Internal Target Volume (ITV): Voxel-wise union across all 10 phases, ITV = union_{t=0..9} GTV(t), combined with setup margins of 0, 2, 3, 4, and 5 mm (where 4 to 5 mm represents the TG-324 clinical baseline).</w:t>
         <w:br/>
-        <w:t>3. Anisotropic Mid-position (Mid-pos) PTV: Centered at the time-averaged centroid position r_mid = (1/N) sum_{t=1..N} r(t) and expanded into an ellipsoid whose principal semi-axes R_k incorporate peak-to-peak amplitude and setup margin (Wolthaus et al. [9], Sonke et al. [10]):</w:t>
+        <w:t>3. Anisotropic Mid-position (Mid-pos) PTV: Centered at the time-averaged centroid r_mid = (1/N) sum r(t) and expanded into an ellipsoid whose principal semi-axes R_k incorporate peak-to-peak amplitude and setup margin (Wolthaus et al. [9], Sonke et al. [10]):</w:t>
         <w:br/>
         <w:t xml:space="preserve">   R_k = R_tumor + (A_k / 2.0) + M_setup</w:t>
         <w:br/>
@@ -185,7 +185,7 @@
         <w:br/>
         <w:t xml:space="preserve">   M_k = 2.5 * Sigma + 0.7 * sqrt(sigma_setup^2 + sigma_{motion,k}^2)</w:t>
         <w:br/>
-        <w:t>where Sigma = 2.0 mm represents systematic setup error, sigma_setup = 2.0 mm represents random setup error, and sigma_{motion,k} is the sample standard deviation (RMS displacement from the trajectory mean) across the 10 discrete phases: sigma_{motion,k} = sqrt((1/N) sum_{t=1..N} (r_k(t) - r_bar_k)^2). For regular breathing, sigma_{motion,z} = 4.373 mm, yielding M_z = 8.37 mm (~8.4 mm). This analytical benchmark is not an in silico dose calculation.</w:t>
+        <w:t>where Sigma = 2.0 mm represents systematic setup error, sigma_setup = 2.0 mm represents random setup error, and sigma_{motion,k} is the sample standard deviation (RMS displacement from the trajectory mean) across the 10 discrete phases: sigma_{motion,k} = sqrt((1/N) sum (r_k(t) - r_bar_k)^2). For regular breathing, sigma_{motion,z} = 4.373 mm, giving M_z = 8.37 mm (~8.4 mm). This benchmark is an analytical reference, not an in silico dose computation.</w:t>
       </w:r>
     </w:p>
     <w:p>
@@ -204,7 +204,7 @@
         <w:rPr>
           <w:i/>
         </w:rPr>
-        <w:t>Geometric Coverage Ratio (CR &gt;= 95%) serves as a spatial overlap surrogate, not a physical dose computation. Target volume reduction is an indicator of geometric sparing; full 4D dose accumulation is needed for absorbed dose evaluation.</w:t>
+        <w:t>Geometric Coverage Ratio (CR &gt;= 95%) is a spatial overlap surrogate, not a physical dose calculation. Target volume reduction indicates geometric sparing; full 4D dose accumulation is needed for absorbed dose evaluation.</w:t>
       </w:r>
     </w:p>
     <w:p>
@@ -217,13 +217,13 @@
     </w:p>
     <w:p>
       <w:r>
-        <w:t>To eliminate circular evaluation bias, planning PTVs were frozen and challenged across three experimental tiers:</w:t>
+        <w:t>To eliminate circular evaluation bias, we froze planning PTVs and subjected them to three experimental stress tests:</w:t>
         <w:br/>
-        <w:t>1. Unseen Breathing Cycle Robustness (N = 5,000 cycles): Margins were tested against irregular breathing cycles with amplitudes sampled from clinical tracking distributions (Seppenwoolde et al. [6], Sonke et al. [10]): A_z ~ max(6.0, N(14.5, 1.5^2)) mm, A_y ~ max(1.5, N(4.2, 0.5^2)) mm, A_x ~ max(0.5, N(1.6, 0.2^2)) mm. Baseline drift was sampled as delta_z ~ N(0, 1.5^2) mm, delta_y ~ N(0, 0.6^2) mm, delta_x ~ N(0, 0.3^2) mm, alongside random intra-cycle phase jitter.</w:t>
+        <w:t>1. Unobserved Breathing Cycle Robustness (N = 5,000 cycles): Margins were tested against irregular breathing traces with amplitudes drawn from published clinical distributions (Seppenwoolde et al. [6], Sonke et al. [10]): A_z ~ max(6.0, N(14.5, 1.5^2)) mm, A_y ~ max(1.5, N(4.2, 0.5^2)) mm, and A_x ~ max(0.5, N(1.6, 0.2^2)) mm. Baseline drift was sampled as delta_z ~ N(0, 1.5^2) mm, delta_y ~ N(0, 0.6^2) mm, and delta_x ~ N(0, 0.3^2) mm, alongside random intra-cycle phase jitter.</w:t>
         <w:br/>
-        <w:t>2. Multi-Lesion Sensitivity Analysis (Table 4): Evaluated across small (r = 8 mm), nominal (r = 12 mm), and large (r = 16 mm) lesions with N = 2,000 independent cycles each, quantifying how anatomical lesion volume impacts edge vulnerability.</w:t>
+        <w:t>2. Multi-Lesion Sensitivity Analysis (Table 4): We tested small (r = 8 mm), nominal (r = 12 mm), and large (r = 16 mm) lesions across N = 2,000 independent cycles each, quantifying how tumor volume alters vulnerability along the target boundary.</w:t>
         <w:br/>
-        <w:t>3. Multi-Regimen Setup Uncertainty (200 virtual patients, 7,600 sessions): Simulated across three clinical regimens: SBRT 3-fraction (600 sessions, seed=42), SBRT 5-fraction (1,000 sessions, seed=43), and conventional 30-fraction radiotherapy (6,000 sessions, seed=44). Tumor coordinates were modeled as r_tumor(t, i, f) = r_resp(t) + S_i + R_{i,f}, where S_i ~ N(0, Sigma^2 * I) represents patient-specific systematic error (fixed across all fractions of patient i) and R_{i,f} ~ N(0, sigma^2 * I) represents daily random execution error (Sigma = sigma = 2.0 mm) [4].</w:t>
+        <w:t>3. Multi-Regimen Setup Uncertainty (200 virtual patients, 7,600 sessions): We simulated three clinical regimens: SBRT 3-fraction (600 sessions, seed=42), SBRT 5-fraction (1,000 sessions, seed=43), and conventional 30-fraction radiotherapy (6,000 sessions, seed=44). Tumor coordinates were modeled as r_tumor(t, i, f) = r_resp(t) + S_i + R_{i,f}, where S_i ~ N(0, Sigma^2 * I) represents patient-specific systematic error (fixed across all fractions of patient i) and R_{i,f} ~ N(0, sigma^2 * I) represents daily random execution error (Sigma = sigma = 2.0 mm) [4].</w:t>
         <w:br/>
         <w:br/>
         <w:t>Statistical Methods: Because all treatment fractions for an individual patient share an identical systematic shift S_i, intra-patient fractions are statistically clustered. Fraction pass rates are therefore reported with 95% Patient-Level Cluster Bootstrap confidence intervals (B = 2,000 resamplings). Patient complete-course pass rates (200 independent patients) are reported with 95% Wilson score intervals [17]. Continuous coverage distributions are presented with empirical 95% ranges [P2.5, P97.5].</w:t>
@@ -239,7 +239,7 @@
     </w:p>
     <w:p>
       <w:r>
-        <w:t>Discretizing continuous lesion trajectories onto an anisotropic grid (dz = 2.0 mm, dy = 1.5 mm, dx = 1.5 mm) introduces integer coordinate rounding, with a theoretical maximum positional quantization shift of sqrt((2.0/2)^2 + (1.5/2)^2 + (1.5/2)^2) ~ 1.458 mm. To verify that our findings reflect true kinematic behavior rather than voxel artifacts, we conducted an independent sensitivity analysis comparing discrete voxel translation against continuous Monte Carlo point cloud sampling (2,500 points uniformly distributed within the sphere) across 1,000 unseen cycles. Continuous point cloud evaluation revealed that discretization bias on mean minimum Coverage Ratio is &lt; 0.5% across all strategies (ITV + 3 mm: 68.7% discrete vs. 72.4% point cloud, MAE = 1.27%; ITV + 5 mm: 97.0% discrete vs. 94.5% point cloud, MAE = 0.37%), with pass rate variations bounded within &lt;= 3.7%. These results verify that voxel rounding does not alter comparative margin rankings or clinical conclusions.</w:t>
+        <w:t>Discretizing continuous lesion trajectories onto an anisotropic grid (dz = 2.0 mm, dy = 1.5 mm, dx = 1.5 mm) introduces integer coordinate rounding, with a theoretical maximum positional quantization shift of sqrt((2.0/2)^2 + (1.5/2)^2 + (1.5/2)^2) ~ 1.458 mm. To verify that our findings reflect true kinematic behavior rather than voxel artifacts, we conducted an independent sensitivity analysis comparing discrete voxel translation against continuous Monte Carlo point cloud sampling (2,500 points uniformly distributed within the sphere) across 1,000 unobserved cycles. Continuous point cloud evaluation revealed that discretization bias on mean minimum Coverage Ratio is &lt; 0.5% across all strategies (ITV + 3 mm: 68.7% discrete vs. 72.4% point cloud, MAE = 1.27%; ITV + 5 mm: 97.0% discrete vs. 94.5% point cloud, MAE = 0.37%), with pass rate variations bounded within &lt;= 3.7%. These results verify that voxel rounding does not alter comparative margin rankings or clinical conclusions.</w:t>
       </w:r>
     </w:p>
     <w:p>
@@ -260,7 +260,7 @@
     </w:p>
     <w:p>
       <w:r>
-        <w:t>Table 1 summarizes 4D-CT kinematics, tracking errors, and analytical van Herk margin recipes. Regular respiration produced excursions of LR = 1.20 mm, AP = 3.50 mm, and SI = 12.00 mm (Max 3D = 12.37 mm). Deep respiration expanded SI excursion to 22.00 mm. Centroid tracking achieved sub-voxel 3D MAE of 0.058 mm (r=8 mm), 0.034 mm (r=12 mm), and 0.021 mm (r=16 mm).</w:t>
+        <w:t>Table 1 outlines 4D-CT kinematics, tracking errors, and analytical van Herk margin recipes. Regular tidal breathing produced excursions of LR = 1.20 mm, AP = 3.50 mm, and SI = 12.00 mm (Max 3D = 12.37 mm). Deep respiration expanded SI excursion to 22.00 mm. Spatial moment tracking achieved sub-voxel 3D MAE of 0.058 mm (r=8 mm), 0.034 mm (r=12 mm), and 0.021 mm (r=16 mm).</w:t>
       </w:r>
     </w:p>
     <w:tbl>
@@ -944,7 +944,7 @@
     </w:p>
     <w:p>
       <w:r>
-        <w:t>Table 2 reports isotropic expansions from T6 GTV. Margins of 2 mm, 3 mm, and 5 mm achieved planning minimum coverage of 42.2%, 50.1%, and 64.7%, respectively. An isotropic margin of 12 mm was necessary to ensure complete coverage (100.0%) across all phases.</w:t>
+        <w:t>Table 2 reports the performance of isotropic expansions from resting phase T6 GTV. Margins of 2 mm, 3 mm, and 5 mm achieved planning minimum coverage of only 42.2%, 50.1%, and 64.7%, respectively. To ensure complete target enclosure (100.0%) across all 10 respiratory phases without an ITV, a massive 12 mm isotropic expansion was required (58.0 cc, +182% volume penalty).</w:t>
       </w:r>
     </w:p>
     <w:tbl>
@@ -2458,7 +2458,7 @@
     </w:p>
     <w:p>
       <w:r>
-        <w:t>To evaluate how anatomical tumor dimensions influence sensitivity to breathing variations and setup shifts, target coverage was simulated across small (r=8 mm, 2.1 cc), nominal (r=12 mm, 7.2 cc), and large (r=16 mm, 17.2 cc) lesions under identical motion and setup uncertainty models (N = 2,000 Monte Carlo cycles per size, N_pat = 200 virtual patients, SBRT 5-fx). Table 4 details the findings.</w:t>
+        <w:t>Table 4 evaluates target coverage across small (r=8 mm, 2.1 cc), nominal (r=12 mm, 7.2 cc), and large (r=16 mm, 17.2 cc) lesions under identical motion and setup uncertainty models (N = 2,000 Monte Carlo cycles per size, N_pat = 200 virtual patients, SBRT 5-fx). Small lesions suffer severe edge undercoverage under setup shifts (29.5% SBRT 5-fx all-pass for ITV+5mm) compared to 60.0% for large lesions.</w:t>
       </w:r>
     </w:p>
     <w:tbl>
@@ -3034,7 +3034,7 @@
     </w:p>
     <w:p>
       <w:r>
-        <w:t>Figure 5 presents a dual-panel analysis distinguishing binomial pass probability from continuous minimum coverage ratio. Panel A presents the pass probability (P(CR_min &gt;= 95%)) with 95% Wilson score confidence intervals across motion amplitudes (Az = 10 to 22 mm). Panel B presents the continuous minimum Coverage Ratio showing the mean alongside the empirical 95% inter-percentile range [P2.5, P97.5]. Figure 6 illustrates population setup uncertainty distributions across 200 virtual patients.</w:t>
+        <w:t>Figure 5 presents the dual-panel target coverage robustness analysis distinguishing binary pass probabilities (Panel A, with 95% Wilson score CIs) from continuous minimum Coverage Ratio distributions (Panel B, showing the mean and empirical 95% inter-percentile range [P2.5, P97.5]). Figure 6 depicts population setup uncertainty distributions across 200 virtual patients.</w:t>
       </w:r>
     </w:p>
     <w:p>
@@ -3155,27 +3155,27 @@
     </w:p>
     <w:p>
       <w:r>
-        <w:t>Our simulations reveal a pronounced disconnect between nominal planning coverage and real-world delivery robustness. Under idealized regular breathing on simulation 4D-CT, conservative margins like ITV + 3 mm (22.3 cc) or Anisotropic Mid-pos + 2 mm (19.3 cc) appear highly effective, achieving 100.0% and 99.4% minimum target enclosure while sparing normal lung parenchyma. However, this geometric protection deteriorates under realistic delivery conditions: when challenged with unseen irregular breathing cycles, the ITV + 3 mm pass rate falls to 68.3%. When inter-fraction setup displacements are introduced, its complete-course success rate in 5-fraction SBRT collapses to 6.0%.</w:t>
+        <w:t>Why do margins that look pristine on the planning computer fail during treatment? The answer lies in the fundamental disconnect between static simulation geometry and dynamic delivery. On a 4D-CT dataset acquired under regular breathing, tight recipes such as ITV + 3 mm (22.3 cc) or Mid-pos + 2 mm (19.3 cc) appear optimal: they achieve 100.0% and 99.4% minimum target enclosure while sparing substantial lung parenchyma. That protection, however, is an illusion. Once we subjected these frozen planning envelopes to 5,000 unobserved cycles with realistic baseline drift, the ITV + 3 mm pass rate dropped to 68.3%. Add daily positioning shifts on top of breathing drift, and complete-course success under 5-fraction SBRT collapsed to 6.0%. A margin designed for a calm 15-second scan cannot withstand the physical realities of real patients on the treatment table.</w:t>
       </w:r>
     </w:p>
     <w:p>
       <w:r>
-        <w:t>The physical basis for this vulnerability lies in the mechanics of hypofractionation. In conventional fractionated radiotherapy (30 daily fractions), daily random execution offsets (sigma) blur the penumbra and partially average out over time, allowing ITV + 3 mm to maintain an overall fraction pass rate of 46.4%. In a 5-fraction SBRT course, by contrast, each patient is subject to an unvarying systematic preparation offset (Sigma) across their entire treatment. If this systematic error translates the lesion toward the PTV margin boundary, every single fraction fails the 95% coverage threshold. Consequently, a fraction pass rate of 46.8% translates into a complete-course patient success rate of only 6.0%.</w:t>
+        <w:t>This breakdown is tied directly to the statistical mechanics of hypofractionation. In standard 30-fraction radiotherapy, daily random execution shifts (sigma) blur the dose penumbra and partially cancel out over weeks of delivery. That statistical forgiveness helped ITV + 3 mm maintain an overall fraction pass rate of 46.4% in our CFRT cohort. But SBRT offers no such safety net. In a 3-fraction or 5-fraction course, an uncorrected systematic setup offset (Sigma) stays with the patient from day one to the final beam off. If that systematic displacement pushes the tumor toward the boundary of the PTV, every single fraction misses the 95% threshold. That is why a seemingly moderate fraction pass rate of 46.8% translates into a devastating patient success rate of only 6.0%.</w:t>
       </w:r>
     </w:p>
     <w:p>
       <w:r>
-        <w:t>Expanding the margin buffer to ITV + 5 mm (31.0 cc) significantly reinforces geometric robustness, yielding a 96.2% pass rate under irregular breathing, 53.0% complete-course pass in 5-fraction SBRT, and 82.7% fraction pass in conventional delivery. These findings provide empirical computational confirmation for the 4-to-5 mm ITV-to-PTV baseline recommended in AAPM Task Group 324 Report 91.b [2]. Nonetheless, even with a 5 mm margin, geometric misses occur in 17.3% of conventional fractions and 47.0% of 5-fraction SBRT courses, demonstrating that margin enlargement alone cannot overcome setup uncertainties without daily volumetric image guidance (CBCT) and active motion monitoring.</w:t>
+        <w:t>Expanding the setup margin to ITV + 5 mm (31.0 cc) significantly restores delivery robustness: irregular breathing pass rates rebound to 96.2%, 5-fraction SBRT complete-course success climbs to 53.0%, and conventional fraction pass reaches 82.7%. These findings directly validate the 4-to-5 mm ITV-to-PTV baseline recommended in AAPM Task Group 324 Report 91.b [2]. Yet expanding margins cannot be the only line of defense. Even with 5 mm margins, geometric misses occur in 17.3% of conventional fractions and 47.0% of 5-fraction courses. Widening margins without daily volumetric verification (CBCT) simply exposes larger volumes of normal lung to toxic doses without guaranteeing coverage.</w:t>
       </w:r>
     </w:p>
     <w:p>
       <w:r>
-        <w:t>Our multi-lesion sensitivity analysis highlights a pronounced volume-dependent vulnerability. Small nodules (r = 8 mm, volume 2.1 cc) exhibited dramatically higher sensitivity to setup errors than large tumors (r = 16 mm, volume 17.2 cc), achieving only a 29.5% complete-course pass rate with ITV + 5 mm under 5-fraction SBRT, compared to 60.0% for large lesions. This disparity is governed by surface-to-volume ratio: a 2 mm positional displacement forces a substantially larger percentage of an 8 mm sphere's volume across the PTV boundary than it does for a 16 mm sphere. When administering SBRT to small peripheral pulmonary nodules, clinicians must maintain rigorous image-guided alignment.</w:t>
+        <w:t>Our multi-lesion analysis revealed an important geometric size effect. Small nodules (r = 8 mm, volume 2.1 cc) were far more vulnerable to setup shifts than large tumors (r = 16 mm, volume 17.2 cc), achieving only a 29.5% full-course pass rate with ITV + 5 mm in 5-fraction SBRT, versus 60.0% for large lesions. This disparity comes down to surface-to-volume ratio: a 2 mm positional shift pushes a much larger percentage of an 8 mm sphere outside the PTV boundary than it does for a 16 mm sphere. When delivering SBRT to small peripheral pulmonary nodules, clinicians cannot rely on margins alone and must insist on rigorous pre-beam image alignment.</w:t>
       </w:r>
     </w:p>
     <w:p>
       <w:r>
-        <w:t>Study Limitations: Several methodological considerations should be noted. (1) The simulation modeled the tumor as a rigid sphere, whereas clinical lung lesions can undergo non-rigid deformation and cardiac pulsation [6, 13]. (2) Geometric coverage ratio (CR &gt;= 95%) was utilized as a spatial surrogate; physical absorbed dose involves tissue heterogeneities, secondary electron disequilibrium, and beam penumbra, which necessitate 4D Monte Carlo dose calculation [5, 7]. (3) External breathing surrogates used in clinical 4D-CT acquisition can exhibit phase discrepancies relative to internal anatomy [1, 12]. (4) In hypofractionated SBRT, biological effective dose (BED) escalation means that partial underdosing across several fractions can adversely impact tumor control probability [18, 19]. (5) Couch correction workflows were evaluated contextually from published clinical data rather than through explicit in silico couch shift modeling.</w:t>
+        <w:t>We acknowledge several limitations in our computational framework. First, we treated the lesion as a rigid sphere, whereas real tumors can compress, deform, and pulse with cardiac cycles [6, 13]. Second, geometric coverage ratio (CR &gt;= 95%) serves as a spatial surrogate rather than an absorbed dose calculation; full dose accumulation involves tissue heterogeneity, beam penumbra, and electronic disequilibrium that require 4D Monte Carlo calculations [5, 7]. Third, external breathing belts or optical tracking markers can drift out of phase with internal anatomy [1, 12]. Fourth, because SBRT delivers high biological effective doses (BED), underdosing even one or two fractions can compromise local tumor control [18, 19]. Fifth, couch correction workflows were benchmarked contextually from clinical literature rather than simulated as active real-time feedback loops.</w:t>
       </w:r>
     </w:p>
     <w:p>
@@ -3188,7 +3188,7 @@
     </w:p>
     <w:p>
       <w:r>
-        <w:t>Expanding target margins to ITV + 5 mm substantially improves geometric robustness over tight 3 mm margins, elevating 5-fraction SBRT complete-course pass rates from 6.0% to 53.0% and conventional fraction pass rates from 46.4% to 82.7%. These findings support the 4-to-5 mm ITV-to-PTV baseline recommended by AAPM Task Group 324 Report 91.b. However, because geometric misses still affect 17.3% of conventional fractions and 47.0% of 5-fraction SBRT courses under typical setup uncertainties, margin expansion alone cannot guarantee target coverage. Daily volumetric image guidance (CBCT) and active motion management remain essential.</w:t>
+        <w:t>Expanding target margins to ITV + 5 mm substantially improves geometric robustness over tight 3 mm margins, raising 5-fraction SBRT complete-course success from 6.0% to 53.0% and conventional fraction pass rates from 46.4% to 82.7%. These findings strongly support the 4-to-5 mm ITV-to-PTV baseline recommended by AAPM Task Group 324 Report 91.b. Because geometric misses still affect 17.3% of conventional fractions and 47.0% of 5-fraction SBRT courses under standard setup uncertainties, margin expansion alone is insufficient. Daily volumetric image guidance (CBCT) and active respiratory motion management remain essential to ensure safe, effective lung SBRT.</w:t>
       </w:r>
     </w:p>
     <w:p>
